--- a/facilitator-guide-skills-matrix.docx
+++ b/facilitator-guide-skills-matrix.docx
@@ -863,6 +863,112 @@
       </w:r>
       <w:r>
         <w:t xml:space="preserve"> shows who can swarm. Bring the results to retrospectives and the Team Health Check.</w:t>
+      </w:r>
+    </w:p>
+    <w:p>
+      <w:pPr>
+        <w:pStyle w:val="Heading1"/>
+      </w:pPr>
+      <w:r>
+        <w:t xml:space="preserve">Recreate it in your whiteboard</w:t>
+      </w:r>
+    </w:p>
+    <w:p>
+      <w:pPr>
+        <w:pStyle w:val="Small"/>
+      </w:pPr>
+      <w:r>
+        <w:t xml:space="preserve">Paste this into your whiteboard's AI assistant (for example Miro AI or Atlassian Rovo) or a general assistant, to get an editable, native version of the board. Results vary by tool, so expect to tidy it up. For an exact copy, import the SVG as a locked background instead.</w:t>
+      </w:r>
+    </w:p>
+    <w:p>
+      <w:r>
+        <w:t xml:space="preserve">Create an editable whiteboard for “Skills Matrix”, a workshop board.</w:t>
+      </w:r>
+    </w:p>
+    <w:p>
+      <w:r>
+        <w:t xml:space="preserve">Purpose: See who can do what, where you rely on one person, and who will learn what, so the team can swarm.</w:t>
+      </w:r>
+    </w:p>
+    <w:p>
+      <w:r>
+        <w:t xml:space="preserve">Layout: a wide landscape board (about 16:11). Make one frame per section below, placed as described. In each frame, add the section name as a heading, then its content as short text labels or empty fields to fill in. Leave space in each frame for sticky notes. Use the header colour given. Keep the wording as written and don't add extra content.</w:t>
+      </w:r>
+    </w:p>
+    <w:p>
+      <w:r>
+        <w:t xml:space="preserve">Key: 0 = No experience · 1 = Learning · 2 = Can do it alone · 3 = Can teach it</w:t>
+      </w:r>
+    </w:p>
+    <w:p>
+      <w:r>
+        <w:t xml:space="preserve">Sections:</w:t>
+      </w:r>
+    </w:p>
+    <w:p>
+      <w:r>
+        <w:t xml:space="preserve">1. Skills Matrix: middle full width, about 100% wide and 70% tall; header colour blue.</w:t>
+      </w:r>
+    </w:p>
+    <w:p>
+      <w:r>
+        <w:t xml:space="preserve">   Subtitle: Score 0–3 in each cell · self-assessed, then discussed</w:t>
+      </w:r>
+    </w:p>
+    <w:p>
+      <w:r>
+        <w:t xml:space="preserve">   Content: Skill 1: · Skill 2: · Skill 3: · Skill 4: · Skill 5: · Skill 6: · Skill 7: · Skill 8: · Skill 9: · Skill 10: · Team member: · Wants to learn:</w:t>
+      </w:r>
+    </w:p>
+    <w:p>
+      <w:r>
+        <w:t xml:space="preserve">2. Single Points of Failure: bottom left, about 35% wide and 30% tall; header colour red.</w:t>
+      </w:r>
+    </w:p>
+    <w:p>
+      <w:r>
+        <w:t xml:space="preserve">   Subtitle: The bus-factor check</w:t>
+      </w:r>
+    </w:p>
+    <w:p>
+      <w:r>
+        <w:t xml:space="preserve">   Content: Skills where only one person is at 2 or 3: · Skills where nobody is at 3 (no one to teach):</w:t>
+      </w:r>
+    </w:p>
+    <w:p>
+      <w:r>
+        <w:t xml:space="preserve">3. Learning Plan: bottom centre, about 35% wide and 30% tall; header colour emerald green.</w:t>
+      </w:r>
+    </w:p>
+    <w:p>
+      <w:r>
+        <w:t xml:space="preserve">   Subtitle: Pair to spread skills</w:t>
+      </w:r>
+    </w:p>
+    <w:p>
+      <w:r>
+        <w:t xml:space="preserve">   Content: Who: · Learns: · From: · By when:</w:t>
+      </w:r>
+    </w:p>
+    <w:p>
+      <w:r>
+        <w:t xml:space="preserve">4. Ready to Swarm?: bottom right, about 35% wide and 30% tall; header colour dark green.</w:t>
+      </w:r>
+    </w:p>
+    <w:p>
+      <w:r>
+        <w:t xml:space="preserve">   Content: Every key skill has 2+ people at level 2 · Pairing time is planned each iteration · Experts have time set aside to teach · New joiners have a learning buddy · Next review of the matrix:</w:t>
+      </w:r>
+    </w:p>
+    <w:p>
+      <w:r>
+        <w:t xml:space="preserve">Footer questions: “If one person was away for a month, what would stop?” “What would you like to learn, and who could teach you?”</w:t>
+      </w:r>
+    </w:p>
+    <w:p>
+      <w:r>
+        <w:t xml:space="preserve">Original board for reference: https://eparker71.github.io/agile-ways-of-working/skills-matrix-board.html</w:t>
       </w:r>
     </w:p>
     <w:p>

--- a/facilitator-guide-skills-matrix.docx
+++ b/facilitator-guide-skills-matrix.docx
@@ -214,7 +214,7 @@
         </w:numPr>
       </w:pPr>
       <w:r>
-        <w:t xml:space="preserve">Print the board at A3, or load the SVG as a digital background</w:t>
+        <w:t xml:space="preserve">Print the board at A3 or 11×17, or load the SVG as a digital background</w:t>
       </w:r>
     </w:p>
     <w:p>
